--- a/Operating environments and system programming/Lab 2/ОСиСП2.docx
+++ b/Operating environments and system programming/Lab 2/ОСиСП2.docx
@@ -1137,181 +1137,53 @@
           <w:szCs w:val="28"/>
           <w:lang w:val="ru-BY"/>
         </w:rPr>
-        <w:t xml:space="preserve">Целью данной лабораторной работы является углублённое изучение элементов и конструкций скриптов командной оболочки </w:t>
-      </w:r>
-      <w:proofErr w:type="spellStart"/>
-      <w:r>
+        <w:t>Целью данной лабораторной работы является углублённое изучение элементов и конструкций скриптов командной оболочки shell, включая манипуляцию переменными и параметрами, организацию ветвлений и циклов, а также интеграцию и управление внешними программами и утилитами обработки текста, такими как sed и awk, для решения комплексной задачи автоматического форматирования текста. Основное внимание уделяется освоению методологии создания скрипта, который выступает единым каркасом, связывающим стандартные фильтры Unix в целостный и эффективный инструмент для коррекции регистра букв в начале предложений. Особый акцент делается на понимании принципов потоковой обработки данных, работе с регулярными выражениями, управлении контекстом между строками и взаимодействии со средой выполнения.</w:t>
+      </w:r>
+    </w:p>
+    <w:p>
+      <w:pPr>
+        <w:ind w:firstLine="720"/>
         <w:rPr>
           <w:szCs w:val="28"/>
           <w:lang w:val="ru-BY"/>
         </w:rPr>
-        <w:t>shell</w:t>
-      </w:r>
-      <w:proofErr w:type="spellEnd"/>
+      </w:pPr>
       <w:r>
         <w:rPr>
           <w:szCs w:val="28"/>
           <w:lang w:val="ru-BY"/>
         </w:rPr>
-        <w:t xml:space="preserve">, включая манипуляцию переменными и параметрами, организацию ветвлений и циклов, а также интеграцию и управление внешними программами и утилитами обработки текста, такими как </w:t>
-      </w:r>
-      <w:proofErr w:type="spellStart"/>
+        <w:t xml:space="preserve">Для достижения поставленной цели требуется разработать исполняемый shell-скрипт, реализующий функцию «автокорректора» замены строчных букв на заглавные в начале каждого предложения входного текста. Критически важным аспектом задачи является корректное определение границ предложений: началом считается первая буква документа, а также любая строчная буква, непосредственно следующая за знаками «!», «?» или точкой, не являющейся частью числа или сокращения. Необходимо обеспечить обработку ситуаций, когда точка, восклицательный или вопросительный знак находятся в одной строке, а заменяемая буква </w:t>
+      </w:r>
       <w:r>
         <w:rPr>
           <w:szCs w:val="28"/>
           <w:lang w:val="ru-BY"/>
         </w:rPr>
-        <w:t>sed</w:t>
-      </w:r>
-      <w:proofErr w:type="spellEnd"/>
+        <w:t>– в</w:t>
+      </w:r>
       <w:r>
         <w:rPr>
           <w:szCs w:val="28"/>
           <w:lang w:val="ru-BY"/>
         </w:rPr>
-        <w:t xml:space="preserve"> и </w:t>
-      </w:r>
-      <w:proofErr w:type="spellStart"/>
-      <w:r>
+        <w:t xml:space="preserve"> следующей, что требует организации многострочного анализа или буферизации. Кроме того, следует исключить ложное срабатывание внутри чисел с плавающей точкой и других типичных случаев использования точки, не связанных с окончанием предложения.</w:t>
+      </w:r>
+    </w:p>
+    <w:p>
+      <w:pPr>
+        <w:ind w:firstLine="720"/>
         <w:rPr>
           <w:szCs w:val="28"/>
           <w:lang w:val="ru-BY"/>
         </w:rPr>
-        <w:t>awk</w:t>
-      </w:r>
-      <w:proofErr w:type="spellEnd"/>
+      </w:pPr>
       <w:r>
         <w:rPr>
           <w:szCs w:val="28"/>
           <w:lang w:val="ru-BY"/>
         </w:rPr>
-        <w:t>, для решения комплексной задачи автоматического форматирования текста. Основное внимание уделяется освоению методологии создания скрипта, который выступает единым каркасом, связывающим стандартные фильтры Unix в целостный и эффективный инструмент для коррекции регистра букв в начале предложений. Особый акцент делается на понимании принципов потоковой обработки данных, работе с регулярными выражениями, управлении контекстом между строками и взаимодействии со средой выполнения.</w:t>
-      </w:r>
-    </w:p>
-    <w:p>
-      <w:pPr>
-        <w:ind w:firstLine="720"/>
-        <w:rPr>
-          <w:szCs w:val="28"/>
-          <w:lang w:val="ru-BY"/>
-        </w:rPr>
-      </w:pPr>
-      <w:r>
-        <w:rPr>
-          <w:szCs w:val="28"/>
-          <w:lang w:val="ru-BY"/>
-        </w:rPr>
-        <w:t xml:space="preserve">Для достижения поставленной цели требуется разработать исполняемый </w:t>
-      </w:r>
-      <w:proofErr w:type="spellStart"/>
-      <w:r>
-        <w:rPr>
-          <w:szCs w:val="28"/>
-          <w:lang w:val="ru-BY"/>
-        </w:rPr>
-        <w:t>shell</w:t>
-      </w:r>
-      <w:proofErr w:type="spellEnd"/>
-      <w:r>
-        <w:rPr>
-          <w:szCs w:val="28"/>
-          <w:lang w:val="ru-BY"/>
-        </w:rPr>
-        <w:t xml:space="preserve">-скрипт, реализующий функцию «автокорректора» замены строчных букв на заглавные в начале каждого предложения входного текста. Критически важным аспектом задачи является корректное определение границ предложений: началом считается первая буква документа, а также любая строчная буква, непосредственно следующая за знаками «!», «?» или точкой, не являющейся частью числа или сокращения. Необходимо обеспечить обработку ситуаций, когда точка, восклицательный или вопросительный знак находятся в одной строке, а заменяемая буква </w:t>
-      </w:r>
-      <w:r>
-        <w:rPr>
-          <w:szCs w:val="28"/>
-          <w:lang w:val="ru-BY"/>
-        </w:rPr>
-        <w:t>– в</w:t>
-      </w:r>
-      <w:r>
-        <w:rPr>
-          <w:szCs w:val="28"/>
-          <w:lang w:val="ru-BY"/>
-        </w:rPr>
-        <w:t xml:space="preserve"> следующей, что требует организации многострочного анализа или буферизации. Кроме того, следует исключить ложное срабатывание внутри чисел с плавающей точкой и других типичных случаев использования точки, не связанных с окончанием предложения.</w:t>
-      </w:r>
-    </w:p>
-    <w:p>
-      <w:pPr>
-        <w:ind w:firstLine="720"/>
-        <w:rPr>
-          <w:szCs w:val="28"/>
-          <w:lang w:val="ru-BY"/>
-        </w:rPr>
-      </w:pPr>
-      <w:r>
-        <w:rPr>
-          <w:szCs w:val="28"/>
-          <w:lang w:val="ru-BY"/>
-        </w:rPr>
-        <w:t xml:space="preserve">В процессе разработки необходимо активно применять ключевые технологии работы в </w:t>
-      </w:r>
-      <w:proofErr w:type="spellStart"/>
-      <w:r>
-        <w:rPr>
-          <w:szCs w:val="28"/>
-          <w:lang w:val="ru-BY"/>
-        </w:rPr>
-        <w:t>shell</w:t>
-      </w:r>
-      <w:proofErr w:type="spellEnd"/>
-      <w:r>
-        <w:rPr>
-          <w:szCs w:val="28"/>
-          <w:lang w:val="ru-BY"/>
-        </w:rPr>
-        <w:t xml:space="preserve">, включая перенаправление потоков ввода-вывода, подстановку результатов команд, использование временных файлов или конвейеров для организации взаимодействия между утилитами </w:t>
-      </w:r>
-      <w:proofErr w:type="spellStart"/>
-      <w:r>
-        <w:rPr>
-          <w:szCs w:val="28"/>
-          <w:lang w:val="ru-BY"/>
-        </w:rPr>
-        <w:t>sed</w:t>
-      </w:r>
-      <w:proofErr w:type="spellEnd"/>
-      <w:r>
-        <w:rPr>
-          <w:szCs w:val="28"/>
-          <w:lang w:val="ru-BY"/>
-        </w:rPr>
-        <w:t xml:space="preserve"> и </w:t>
-      </w:r>
-      <w:proofErr w:type="spellStart"/>
-      <w:r>
-        <w:rPr>
-          <w:szCs w:val="28"/>
-          <w:lang w:val="ru-BY"/>
-        </w:rPr>
-        <w:t>awk</w:t>
-      </w:r>
-      <w:proofErr w:type="spellEnd"/>
-      <w:r>
-        <w:rPr>
-          <w:szCs w:val="28"/>
-          <w:lang w:val="ru-BY"/>
-        </w:rPr>
-        <w:t xml:space="preserve">. Скрипт должен быть структурированным, наглядно демонстрировать применение изученных конструкций и корректно обрабатывать как стандартный ввод, так и файлы, переданные в качестве аргументов. Особое внимание уделяется поведению при ошибочных или «неочищенных» входных данных: предусматриваются проверки наличия входного потока, доступности файлов, а также устойчивость к пустым строкам, нетекстовым символам и недопустимым кодировкам. Все ошибки должны диагностироваться с выводом понятных сообщений в поток </w:t>
-      </w:r>
-      <w:proofErr w:type="spellStart"/>
-      <w:r>
-        <w:rPr>
-          <w:szCs w:val="28"/>
-          <w:lang w:val="ru-BY"/>
-        </w:rPr>
-        <w:t>stderr</w:t>
-      </w:r>
-      <w:proofErr w:type="spellEnd"/>
-      <w:r>
-        <w:rPr>
-          <w:szCs w:val="28"/>
-          <w:lang w:val="ru-BY"/>
-        </w:rPr>
-        <w:t xml:space="preserve"> и возвратом ненулевого кода завершения.</w:t>
+        <w:t>В процессе разработки необходимо активно применять ключевые технологии работы в shell, включая перенаправление потоков ввода-вывода, подстановку результатов команд, использование временных файлов или конвейеров для организации взаимодействия между утилитами sed и awk. Скрипт должен быть структурированным, наглядно демонстрировать применение изученных конструкций и корректно обрабатывать как стандартный ввод, так и файлы, переданные в качестве аргументов. Особое внимание уделяется поведению при ошибочных или «неочищенных» входных данных: предусматриваются проверки наличия входного потока, доступности файлов, а также устойчивость к пустым строкам, нетекстовым символам и недопустимым кодировкам. Все ошибки должны диагностироваться с выводом понятных сообщений в поток stderr и возвратом ненулевого кода завершения.</w:t>
       </w:r>
     </w:p>
     <w:p>
@@ -1375,55 +1247,50 @@
         <w:rPr>
           <w:lang w:val="ru-BY"/>
         </w:rPr>
-        <w:t xml:space="preserve">Командная оболочка </w:t>
-      </w:r>
-      <w:proofErr w:type="spellStart"/>
+        <w:t>Командная оболочка shell в операционных системах семейства Unix предоставляет среду для выполнения команд и мощный встроенный язык программирования, ориентированный на автоматизацию системных задач. Фундаментальным принципом, лежащим в основе экосистемы Unix, является модульность и композиция: каждая утилита выполняет одну функцию максимально эффективно, а сложные преобразования достигаются объединением таких утилит в конвейеры. Shell-скрипт выступает в роли связующего звена, управляя потоками данных, передавая параметры и координируя выполнение специализированных программ. Для обработки текстовой информации, являющейся центральной в задачах автоматизации, ключевыми инструментами являются потоковый редактор sed и язык обработки шаблонов awk, оба соответствующие стандарту POSIX и доступные в любой современной Unix-системе</w:t>
+      </w:r>
       <w:r>
         <w:rPr>
           <w:lang w:val="ru-BY"/>
         </w:rPr>
-        <w:t>shell</w:t>
-      </w:r>
-      <w:proofErr w:type="spellEnd"/>
+        <w:t xml:space="preserve"> [1]</w:t>
+      </w:r>
       <w:r>
         <w:rPr>
           <w:lang w:val="ru-BY"/>
         </w:rPr>
-        <w:t xml:space="preserve"> в операционных системах семейства Unix предоставляет среду для выполнения команд и мощный встроенный язык программирования, ориентированный на автоматизацию системных задач. Фундаментальным принципом, лежащим в основе экосистемы Unix, является модульность и композиция: каждая утилита выполняет одну функцию максимально эффективно, а сложные преобразования достигаются объединением таких утилит в конвейеры. Shell-скрипт выступает в роли связующего звена, управляя потоками данных, передавая параметры и координируя выполнение специализированных программ. Для обработки текстовой информации, являющейся центральной в задачах автоматизации, ключевыми инструментами являются потоковый редактор </w:t>
-      </w:r>
-      <w:proofErr w:type="spellStart"/>
-      <w:r>
+        <w:t>.</w:t>
+      </w:r>
+    </w:p>
+    <w:p>
+      <w:pPr>
         <w:rPr>
           <w:lang w:val="ru-BY"/>
         </w:rPr>
-        <w:t>sed</w:t>
-      </w:r>
-      <w:proofErr w:type="spellEnd"/>
+      </w:pPr>
       <w:r>
         <w:rPr>
           <w:lang w:val="ru-BY"/>
         </w:rPr>
-        <w:t xml:space="preserve"> и язык обработки шаблонов </w:t>
-      </w:r>
-      <w:proofErr w:type="spellStart"/>
+        <w:t xml:space="preserve">Sed (Stream Editor) работает с текстом как с последовательным потоком строк, выполняя над каждой строкой набор команд, заданных в скрипте. Основная операция </w:t>
+      </w:r>
       <w:r>
         <w:rPr>
           <w:lang w:val="ru-BY"/>
         </w:rPr>
-        <w:t>awk</w:t>
-      </w:r>
-      <w:proofErr w:type="spellEnd"/>
+        <w:t>–</w:t>
+      </w:r>
       <w:r>
         <w:rPr>
           <w:lang w:val="ru-BY"/>
         </w:rPr>
-        <w:t>, оба соответствующие стандарту POSIX и доступные в любой современной Unix-системе</w:t>
+        <w:t xml:space="preserve"> замена текста с использованием регулярных выражений (команда s///), однако sed поддерживает и более сложные конструкции: условные переходы, метки и циклы, что позволяет обрабатывать многострочные ситуации, такие как перенос границы предложения на новую строку. Базовые регулярные выражения BRE, используемые в sed по умолчанию, включают якоря ^ и $, одиночные символы и классы, а расширенный режим ERE активируется ключом -E для использования квантификаторов +, ? и группировки без экранирования. Несмотря на кажущуюся ограниченность, sed способен реализовывать сложные конечные автоматы и широко применяется для неинтерактивного редактирования файлов и потоков</w:t>
       </w:r>
       <w:r>
         <w:rPr>
           <w:lang w:val="ru-BY"/>
         </w:rPr>
-        <w:t xml:space="preserve"> [1]</w:t>
+        <w:t xml:space="preserve"> [2]</w:t>
       </w:r>
       <w:r>
         <w:rPr>
@@ -1438,246 +1305,11 @@
           <w:lang w:val="ru-BY"/>
         </w:rPr>
       </w:pPr>
-      <w:proofErr w:type="spellStart"/>
       <w:r>
         <w:rPr>
           <w:lang w:val="ru-BY"/>
         </w:rPr>
-        <w:t>Sed</w:t>
-      </w:r>
-      <w:proofErr w:type="spellEnd"/>
-      <w:r>
-        <w:rPr>
-          <w:lang w:val="ru-BY"/>
-        </w:rPr>
-        <w:t xml:space="preserve"> (Stream Editor) работает с текстом как с последовательным потоком строк, выполняя над каждой строкой набор команд, заданных в скрипте. Основная операция </w:t>
-      </w:r>
-      <w:r>
-        <w:rPr>
-          <w:lang w:val="ru-BY"/>
-        </w:rPr>
-        <w:t>–</w:t>
-      </w:r>
-      <w:r>
-        <w:rPr>
-          <w:lang w:val="ru-BY"/>
-        </w:rPr>
-        <w:t xml:space="preserve"> замена текста с использованием регулярных выражений (команда s///), однако </w:t>
-      </w:r>
-      <w:proofErr w:type="spellStart"/>
-      <w:r>
-        <w:rPr>
-          <w:lang w:val="ru-BY"/>
-        </w:rPr>
-        <w:t>sed</w:t>
-      </w:r>
-      <w:proofErr w:type="spellEnd"/>
-      <w:r>
-        <w:rPr>
-          <w:lang w:val="ru-BY"/>
-        </w:rPr>
-        <w:t xml:space="preserve"> поддерживает и более сложные конструкции: условные переходы, метки и циклы, что позволяет обрабатывать многострочные ситуации, такие как перенос границы предложения на новую строку. Базовые регулярные выражения BRE, используемые в </w:t>
-      </w:r>
-      <w:proofErr w:type="spellStart"/>
-      <w:r>
-        <w:rPr>
-          <w:lang w:val="ru-BY"/>
-        </w:rPr>
-        <w:t>sed</w:t>
-      </w:r>
-      <w:proofErr w:type="spellEnd"/>
-      <w:r>
-        <w:rPr>
-          <w:lang w:val="ru-BY"/>
-        </w:rPr>
-        <w:t xml:space="preserve"> по умолчанию, включают якоря ^ и $, одиночные символы и классы, а расширенный режим ERE активируется ключом -E для использования квантификаторов +</w:t>
-      </w:r>
-      <w:proofErr w:type="gramStart"/>
-      <w:r>
-        <w:rPr>
-          <w:lang w:val="ru-BY"/>
-        </w:rPr>
-        <w:t>, ?</w:t>
-      </w:r>
-      <w:proofErr w:type="gramEnd"/>
-      <w:r>
-        <w:rPr>
-          <w:lang w:val="ru-BY"/>
-        </w:rPr>
-        <w:t xml:space="preserve"> и группировки без экранирования. Несмотря на кажущуюся ограниченность, </w:t>
-      </w:r>
-      <w:proofErr w:type="spellStart"/>
-      <w:r>
-        <w:rPr>
-          <w:lang w:val="ru-BY"/>
-        </w:rPr>
-        <w:t>sed</w:t>
-      </w:r>
-      <w:proofErr w:type="spellEnd"/>
-      <w:r>
-        <w:rPr>
-          <w:lang w:val="ru-BY"/>
-        </w:rPr>
-        <w:t xml:space="preserve"> способен реализовывать сложные конечные автоматы и широко применяется для </w:t>
-      </w:r>
-      <w:proofErr w:type="spellStart"/>
-      <w:r>
-        <w:rPr>
-          <w:lang w:val="ru-BY"/>
-        </w:rPr>
-        <w:t>неинтерактивного</w:t>
-      </w:r>
-      <w:proofErr w:type="spellEnd"/>
-      <w:r>
-        <w:rPr>
-          <w:lang w:val="ru-BY"/>
-        </w:rPr>
-        <w:t xml:space="preserve"> редактирования файлов и потоков</w:t>
-      </w:r>
-      <w:r>
-        <w:rPr>
-          <w:lang w:val="ru-BY"/>
-        </w:rPr>
-        <w:t xml:space="preserve"> [2]</w:t>
-      </w:r>
-      <w:r>
-        <w:rPr>
-          <w:lang w:val="ru-BY"/>
-        </w:rPr>
-        <w:t>.</w:t>
-      </w:r>
-    </w:p>
-    <w:p>
-      <w:pPr>
-        <w:rPr>
-          <w:lang w:val="ru-BY"/>
-        </w:rPr>
-      </w:pPr>
-      <w:proofErr w:type="spellStart"/>
-      <w:r>
-        <w:rPr>
-          <w:lang w:val="ru-BY"/>
-        </w:rPr>
-        <w:t>Awk</w:t>
-      </w:r>
-      <w:proofErr w:type="spellEnd"/>
-      <w:r>
-        <w:rPr>
-          <w:lang w:val="ru-BY"/>
-        </w:rPr>
-        <w:t xml:space="preserve"> представляет собой полноценный язык сценариев, ориентированный на обработку структурированного текста, разбитого на поля. Программа на </w:t>
-      </w:r>
-      <w:proofErr w:type="spellStart"/>
-      <w:r>
-        <w:rPr>
-          <w:lang w:val="ru-BY"/>
-        </w:rPr>
-        <w:t>awk</w:t>
-      </w:r>
-      <w:proofErr w:type="spellEnd"/>
-      <w:r>
-        <w:rPr>
-          <w:lang w:val="ru-BY"/>
-        </w:rPr>
-        <w:t xml:space="preserve"> состоит из набора правил вида «условие {действие}», которые последовательно применяются к каждой входной строке. Встроенные переменные FS, OFS, RS, ORS управляют разделителями полей и записей, NR и FNR содержат номера текущих записей, а функции </w:t>
-      </w:r>
-      <w:proofErr w:type="spellStart"/>
-      <w:r>
-        <w:rPr>
-          <w:lang w:val="ru-BY"/>
-        </w:rPr>
-        <w:t>substr</w:t>
-      </w:r>
-      <w:proofErr w:type="spellEnd"/>
-      <w:r>
-        <w:rPr>
-          <w:lang w:val="ru-BY"/>
-        </w:rPr>
-        <w:t xml:space="preserve">, </w:t>
-      </w:r>
-      <w:proofErr w:type="spellStart"/>
-      <w:r>
-        <w:rPr>
-          <w:lang w:val="ru-BY"/>
-        </w:rPr>
-        <w:t>length</w:t>
-      </w:r>
-      <w:proofErr w:type="spellEnd"/>
-      <w:r>
-        <w:rPr>
-          <w:lang w:val="ru-BY"/>
-        </w:rPr>
-        <w:t xml:space="preserve">, </w:t>
-      </w:r>
-      <w:proofErr w:type="spellStart"/>
-      <w:r>
-        <w:rPr>
-          <w:lang w:val="ru-BY"/>
-        </w:rPr>
-        <w:t>index</w:t>
-      </w:r>
-      <w:proofErr w:type="spellEnd"/>
-      <w:r>
-        <w:rPr>
-          <w:lang w:val="ru-BY"/>
-        </w:rPr>
-        <w:t xml:space="preserve"> и </w:t>
-      </w:r>
-      <w:proofErr w:type="spellStart"/>
-      <w:r>
-        <w:rPr>
-          <w:lang w:val="ru-BY"/>
-        </w:rPr>
-        <w:t>toupper</w:t>
-      </w:r>
-      <w:proofErr w:type="spellEnd"/>
-      <w:r>
-        <w:rPr>
-          <w:lang w:val="ru-BY"/>
-        </w:rPr>
-        <w:t xml:space="preserve"> позволяют манипулировать строками и символами. Важной особенностью </w:t>
-      </w:r>
-      <w:proofErr w:type="spellStart"/>
-      <w:r>
-        <w:rPr>
-          <w:lang w:val="ru-BY"/>
-        </w:rPr>
-        <w:t>awk</w:t>
-      </w:r>
-      <w:proofErr w:type="spellEnd"/>
-      <w:r>
-        <w:rPr>
-          <w:lang w:val="ru-BY"/>
-        </w:rPr>
-        <w:t xml:space="preserve"> является возможность работы с многострочными записями путём настройки разделителя RS или ручной буферизации строк с использованием </w:t>
-      </w:r>
-      <w:proofErr w:type="spellStart"/>
-      <w:r>
-        <w:rPr>
-          <w:lang w:val="ru-BY"/>
-        </w:rPr>
-        <w:t>getline</w:t>
-      </w:r>
-      <w:proofErr w:type="spellEnd"/>
-      <w:r>
-        <w:rPr>
-          <w:lang w:val="ru-BY"/>
-        </w:rPr>
-        <w:t xml:space="preserve"> и конкатенации. Благодаря мощным ассоциативным массивам и поддержке регулярных выражений, </w:t>
-      </w:r>
-      <w:proofErr w:type="spellStart"/>
-      <w:r>
-        <w:rPr>
-          <w:lang w:val="ru-BY"/>
-        </w:rPr>
-        <w:t>awk</w:t>
-      </w:r>
-      <w:proofErr w:type="spellEnd"/>
-      <w:r>
-        <w:rPr>
-          <w:lang w:val="ru-BY"/>
-        </w:rPr>
-        <w:t xml:space="preserve"> часто выбирают для задач, требующих хранения состояния между строками и сложной логики преобразования</w:t>
+        <w:t>Awk представляет собой полноценный язык сценариев, ориентированный на обработку структурированного текста, разбитого на поля. Программа на awk состоит из набора правил вида «условие {действие}», которые последовательно применяются к каждой входной строке. Встроенные переменные FS, OFS, RS, ORS управляют разделителями полей и записей, NR и FNR содержат номера текущих записей, а функции substr, length, index и toupper позволяют манипулировать строками и символами. Важной особенностью awk является возможность работы с многострочными записями путём настройки разделителя RS или ручной буферизации строк с использованием getline и конкатенации. Благодаря мощным ассоциативным массивам и поддержке регулярных выражений, awk часто выбирают для задач, требующих хранения состояния между строками и сложной логики преобразования</w:t>
       </w:r>
       <w:r>
         <w:rPr>
@@ -1734,89 +1366,33 @@
         <w:rPr>
           <w:lang w:val="ru-BY"/>
         </w:rPr>
-        <w:t xml:space="preserve">Разработанный скрипт представляет собой консольную утилиту автоматической коррекции регистра, реализованную на языке командной оболочки </w:t>
-      </w:r>
-      <w:proofErr w:type="spellStart"/>
-      <w:r>
+        <w:t>Разработанный скрипт представляет собой консольную утилиту автоматической коррекции регистра, реализованную на языке командной оболочки Bash с активным использованием потокового редактора sed. Архитектурно код можно разделить на три логических блока: модуль валидации входных параметров, модуль предварительной обработки и защиты специальных конструкций, модуль непосредственной замены регистра. Первый модуль отвечает за проверку корректности вызова программы: скрипт ожидает ровно один аргумент – имя текстового файла для обработки. При отсутствии аргументов или попытке передать более одного параметра на стандартный поток ошибок выводится сообщение об использовании и скрипт завершается с кодом 1. Дополнительно проверяется, является ли переданный аргумент обычным файлом; если файл не существует или является каталогом, выводится соответствующая диагностика и выполнение прекращается.</w:t>
+      </w:r>
+    </w:p>
+    <w:p>
+      <w:pPr>
         <w:rPr>
           <w:lang w:val="ru-BY"/>
         </w:rPr>
-        <w:t>Bash</w:t>
-      </w:r>
-      <w:proofErr w:type="spellEnd"/>
+      </w:pPr>
       <w:r>
         <w:rPr>
           <w:lang w:val="ru-BY"/>
         </w:rPr>
-        <w:t xml:space="preserve"> с активным использованием потокового редактора </w:t>
-      </w:r>
-      <w:proofErr w:type="spellStart"/>
-      <w:r>
+        <w:t>Второй модуль представляет собой sed-скрипт, накапливающий весь входной файл в единое пространство шаблона благодаря циклу с командами N и ветвлением. Такой подход позволяет преодолеть ограничение построчной обработки и корректно обрабатывать ситуации, когда точка, восклицательный или вопросительный знак находятся в одной строке, а первая буква следующего предложения – в другой. Критически важной функцией является защита десятичных разделителей и других употреблений точки, не связанных с концом предложения. Для этого применяются две подстановки: сначала экранируются точки, окружённые цифрами, затем точки, которым предшествует пробел или начало строки и после которых следует цифра. Замена производится на уникальный маркер @DOT@, что временно выводит эти конструкции из области действия правил капитализации.</w:t>
+      </w:r>
+    </w:p>
+    <w:p>
+      <w:pPr>
         <w:rPr>
           <w:lang w:val="ru-BY"/>
         </w:rPr>
-        <w:t>sed</w:t>
-      </w:r>
-      <w:proofErr w:type="spellEnd"/>
+      </w:pPr>
       <w:r>
         <w:rPr>
           <w:lang w:val="ru-BY"/>
         </w:rPr>
-        <w:t>. Архитектурно код можно разделить на три логических блока: модуль валидации входных параметров, модуль предварительной обработки и защиты специальных конструкций, модуль непосредственной замены регистра. Первый модуль отвечает за проверку корректности вызова программы: скрипт ожидает ровно один аргумент – имя текстового файла для обработки. При отсутствии аргументов или попытке передать более одного параметра на стандартный поток ошибок выводится сообщение об использовании и скрипт завершается с кодом 1. Дополнительно проверяется, является ли переданный аргумент обычным файлом; если файл не существует или является каталогом, выводится соответствующая диагностика и выполнение прекращается.</w:t>
-      </w:r>
-    </w:p>
-    <w:p>
-      <w:pPr>
-        <w:rPr>
-          <w:lang w:val="ru-BY"/>
-        </w:rPr>
-      </w:pPr>
-      <w:r>
-        <w:rPr>
-          <w:lang w:val="ru-BY"/>
-        </w:rPr>
-        <w:t xml:space="preserve">Второй модуль представляет собой </w:t>
-      </w:r>
-      <w:proofErr w:type="spellStart"/>
-      <w:r>
-        <w:rPr>
-          <w:lang w:val="ru-BY"/>
-        </w:rPr>
-        <w:t>sed</w:t>
-      </w:r>
-      <w:proofErr w:type="spellEnd"/>
-      <w:r>
-        <w:rPr>
-          <w:lang w:val="ru-BY"/>
-        </w:rPr>
-        <w:t>-скрипт, накапливающий весь входной файл в единое пространство шаблона благодаря циклу с командами N и ветвлением. Такой подход позволяет преодолеть ограничение построчной обработки и корректно обрабатывать ситуации, когда точка, восклицательный или вопросительный знак находятся в одной строке, а первая буква следующего предложения – в другой. Критически важной функцией является защита десятичных разделителей и других употреблений точки, не связанных с концом предложения. Для этого применяются две подстановки: сначала экранируются точки, окружённые цифрами, затем точки, которым предшествует пробел или начало строки и после которых следует цифра. Замена производится на уникальный маркер @DOT@, что временно выводит эти конструкции из области действия правил капитализации.</w:t>
-      </w:r>
-    </w:p>
-    <w:p>
-      <w:pPr>
-        <w:rPr>
-          <w:lang w:val="ru-BY"/>
-        </w:rPr>
-      </w:pPr>
-      <w:r>
-        <w:rPr>
-          <w:lang w:val="ru-BY"/>
-        </w:rPr>
-        <w:t xml:space="preserve">Третий модуль выполняет непосредственно коррекцию регистра в три этапа. Первая операция обрабатывает начало документа: любой строчной символ кириллицы или латиницы, которому предшествуют только пробельные символы, приводится к верхнему регистру с помощью последовательности \U в GNU </w:t>
-      </w:r>
-      <w:proofErr w:type="spellStart"/>
-      <w:r>
-        <w:rPr>
-          <w:lang w:val="ru-BY"/>
-        </w:rPr>
-        <w:t>sed</w:t>
-      </w:r>
-      <w:proofErr w:type="spellEnd"/>
-      <w:r>
-        <w:rPr>
-          <w:lang w:val="ru-BY"/>
-        </w:rPr>
-        <w:t>. Вторая операция заменяет строчные буквы на заглавные после знаков «!», «?» и «.», когда между знаком препинания и буквой присутствует один или несколько пробельных символов (включая переносы строк). Третья операция обрабатывает граничный случай – отсутствие пробела после знака препинания; в этом случае скрипт не только переводит букву в верхний регистр, но и вставляет перед ней пробел, нормализуя пунктуацию. Заключительная команда восстанавливает все защищённые маркеры @DOT@ обратно в символы точки, возвращая числам и сокращениям исходный вид.</w:t>
+        <w:t>Третий модуль выполняет непосредственно коррекцию регистра в три этапа. Первая операция обрабатывает начало документа: любой строчной символ кириллицы или латиницы, которому предшествуют только пробельные символы, приводится к верхнему регистру с помощью последовательности \U в GNU sed. Вторая операция заменяет строчные буквы на заглавные после знаков «!», «?» и «.», когда между знаком препинания и буквой присутствует один или несколько пробельных символов (включая переносы строк). Третья операция обрабатывает граничный случай – отсутствие пробела после знака препинания; в этом случае скрипт не только переводит букву в верхний регистр, но и вставляет перед ней пробел, нормализуя пунктуацию. Заключительная команда восстанавливает все защищённые маркеры @DOT@ обратно в символы точки, возвращая числам и сокращениям исходный вид.</w:t>
       </w:r>
     </w:p>
     <w:p/>
@@ -1862,87 +1438,207 @@
     <w:p/>
     <w:p>
       <w:pPr>
+        <w:rPr>
+          <w:lang w:val="ru-BY"/>
+        </w:rPr>
+      </w:pPr>
+      <w:r>
+        <w:rPr>
+          <w:lang w:val="ru-BY"/>
+        </w:rPr>
+        <w:t>После запуска скрипт проверяет корректность переданных аргументов. Типичный сценарий использования начинается с вызова команды вида ./</w:t>
+      </w:r>
+      <w:r>
+        <w:rPr>
+          <w:lang w:val="ru-BY"/>
+        </w:rPr>
+        <w:t>lab2</w:t>
+      </w:r>
+      <w:r>
+        <w:rPr>
+          <w:lang w:val="ru-BY"/>
+        </w:rPr>
+        <w:t>.sh input.txt. Если аргумент не указан, на экран выводится сообщение. При попытке обработать несуществующий файл пользователь видит</w:t>
+      </w:r>
+      <w:r>
+        <w:t xml:space="preserve"> о</w:t>
+      </w:r>
+      <w:r>
+        <w:rPr>
+          <w:lang w:val="ru-BY"/>
+        </w:rPr>
+        <w:t>шибк</w:t>
+      </w:r>
+      <w:r>
+        <w:rPr>
+          <w:lang w:val="ru-BY"/>
+        </w:rPr>
+        <w:t xml:space="preserve">у </w:t>
+      </w:r>
+      <w:r>
+        <w:rPr>
+          <w:szCs w:val="28"/>
+          <w:lang w:val="ru-BY"/>
+        </w:rPr>
+        <w:t>«</w:t>
+      </w:r>
+      <w:r>
+        <w:rPr>
+          <w:lang w:val="ru-BY"/>
+        </w:rPr>
+        <w:t>файл file.txt не найден</w:t>
+      </w:r>
+      <w:r>
+        <w:rPr>
+          <w:szCs w:val="28"/>
+          <w:lang w:val="ru-BY"/>
+        </w:rPr>
+        <w:t>»</w:t>
+      </w:r>
+      <w:r>
+        <w:rPr>
+          <w:lang w:val="ru-BY"/>
+        </w:rPr>
+        <w:t>. В случае успешной валидации скрипт читает содержимое файла и применяет к нему все стадии преобразования, выводя результат в стандартный поток.</w:t>
+      </w:r>
+    </w:p>
+    <w:p>
+      <w:pPr>
+        <w:rPr>
+          <w:lang w:val="ru-BY"/>
+        </w:rPr>
+      </w:pPr>
+      <w:r>
+        <w:t>Для</w:t>
+      </w:r>
+      <w:r>
+        <w:t xml:space="preserve"> </w:t>
+      </w:r>
+      <w:r>
+        <w:t>проверки функциональности разработанного скрипта был подготовлен тестовый файл, содержащий разнообразные пограничные случаи, которые могут встретиться при обработке реальных текстов. Исходный текст включал фрагменты с различными знаками препинания, числами, содержащими десятичные разделители, многстрочные конструкции и намеренно искажённый регистр в начале предложений.</w:t>
+      </w:r>
+      <w:r>
+        <w:rPr>
+          <w:lang w:val="ru-BY"/>
+        </w:rPr>
+        <w:t xml:space="preserve"> На рисунке 4.1</w:t>
+      </w:r>
+      <w:r>
+        <w:rPr>
+          <w:lang w:val="ru-BY"/>
+        </w:rPr>
+        <w:t xml:space="preserve"> представлен пример корректной работы скрипта.</w:t>
+      </w:r>
+    </w:p>
+    <w:p/>
+    <w:p>
+      <w:pPr>
+        <w:ind w:firstLine="0"/>
+        <w:jc w:val="center"/>
+      </w:pPr>
+      <w:r>
+        <w:rPr>
+          <w:noProof/>
+          <w14:ligatures w14:val="standardContextual"/>
+        </w:rPr>
+        <w:drawing>
+          <wp:inline distT="0" distB="0" distL="0" distR="0" wp14:anchorId="4E5DCCEB" wp14:editId="6774D52D">
+            <wp:extent cx="5939790" cy="2825750"/>
+            <wp:effectExtent l="0" t="0" r="3810" b="0"/>
+            <wp:docPr id="1" name="Рисунок 1"/>
+            <wp:cNvGraphicFramePr>
+              <a:graphicFrameLocks xmlns:a="http://schemas.openxmlformats.org/drawingml/2006/main" noChangeAspect="1"/>
+            </wp:cNvGraphicFramePr>
+            <a:graphic xmlns:a="http://schemas.openxmlformats.org/drawingml/2006/main">
+              <a:graphicData uri="http://schemas.openxmlformats.org/drawingml/2006/picture">
+                <pic:pic xmlns:pic="http://schemas.openxmlformats.org/drawingml/2006/picture">
+                  <pic:nvPicPr>
+                    <pic:cNvPr id="1" name=""/>
+                    <pic:cNvPicPr/>
+                  </pic:nvPicPr>
+                  <pic:blipFill>
+                    <a:blip r:embed="rId8"/>
+                    <a:stretch>
+                      <a:fillRect/>
+                    </a:stretch>
+                  </pic:blipFill>
+                  <pic:spPr>
+                    <a:xfrm>
+                      <a:off x="0" y="0"/>
+                      <a:ext cx="5943954" cy="2827731"/>
+                    </a:xfrm>
+                    <a:prstGeom prst="rect">
+                      <a:avLst/>
+                    </a:prstGeom>
+                  </pic:spPr>
+                </pic:pic>
+              </a:graphicData>
+            </a:graphic>
+          </wp:inline>
+        </w:drawing>
+      </w:r>
+    </w:p>
+    <w:p>
+      <w:pPr>
+        <w:ind w:firstLine="0"/>
+        <w:jc w:val="center"/>
+      </w:pPr>
+    </w:p>
+    <w:p>
+      <w:pPr>
+        <w:ind w:firstLine="0"/>
+        <w:jc w:val="center"/>
+      </w:pPr>
+      <w:r>
+        <w:t xml:space="preserve">Рисунок </w:t>
+      </w:r>
+      <w:r>
+        <w:t>4</w:t>
+      </w:r>
+      <w:r>
+        <w:t>.1 –</w:t>
+      </w:r>
+      <w:r>
+        <w:t xml:space="preserve"> </w:t>
+      </w:r>
+      <w:r>
+        <w:t xml:space="preserve">Пример </w:t>
+      </w:r>
+      <w:r>
+        <w:t>корректной работы скрипта</w:t>
+      </w:r>
+    </w:p>
+    <w:p>
+      <w:pPr>
+        <w:ind w:firstLine="0"/>
+        <w:jc w:val="center"/>
+        <w:rPr>
+          <w:bCs/>
+          <w:color w:val="000000"/>
+          <w:szCs w:val="28"/>
+        </w:rPr>
+      </w:pPr>
+    </w:p>
+    <w:p>
+      <w:pPr>
+        <w:rPr>
+          <w:bCs/>
+          <w:color w:val="000000"/>
+          <w:szCs w:val="28"/>
+        </w:rPr>
+      </w:pPr>
+      <w:r>
+        <w:t>Таким образом, программа демонстрирует полный цикл задуманной функциональности: чтение входных данных, их комплексный анализ с учётом контекста, применение многоступенчатых преобразований и выдачу корректно отформатированного текста, полностью готового к использованию в документах или других системах, требующих соблюдения правил грамматики русского и английского языков.</w:t>
+      </w:r>
+    </w:p>
+    <w:p>
+      <w:pPr>
         <w:spacing w:after="160" w:line="259" w:lineRule="auto"/>
-        <w:rPr>
-          <w:rFonts w:eastAsiaTheme="majorEastAsia" w:cstheme="majorBidi"/>
-          <w:b/>
-          <w:kern w:val="28"/>
-          <w:szCs w:val="28"/>
-        </w:rPr>
-      </w:pPr>
-      <w:r>
+        <w:ind w:firstLine="0"/>
         <w:rPr>
           <w:lang w:val="ru-BY"/>
         </w:rPr>
-        <w:t>После запуска скрипт проверяет корректность переданных аргументов. Типичный сценарий использования начинается с вызова команды вида ./</w:t>
-      </w:r>
-      <w:r>
-        <w:rPr>
-          <w:lang w:val="ru-BY"/>
-        </w:rPr>
-        <w:t>lab2</w:t>
-      </w:r>
-      <w:r>
-        <w:rPr>
-          <w:lang w:val="ru-BY"/>
-        </w:rPr>
-        <w:t>.sh input.txt. Если аргумент не указан, на экран выводится сообщение. При попытке обработать несуществующий файл пользователь видит</w:t>
-      </w:r>
-      <w:r>
-        <w:t xml:space="preserve"> о</w:t>
-      </w:r>
-      <w:proofErr w:type="spellStart"/>
-      <w:r>
-        <w:rPr>
-          <w:lang w:val="ru-BY"/>
-        </w:rPr>
-        <w:t>шибк</w:t>
-      </w:r>
-      <w:r>
-        <w:rPr>
-          <w:lang w:val="ru-BY"/>
-        </w:rPr>
-        <w:t>у</w:t>
-      </w:r>
-      <w:proofErr w:type="spellEnd"/>
-      <w:r>
-        <w:rPr>
-          <w:lang w:val="ru-BY"/>
-        </w:rPr>
-        <w:t xml:space="preserve"> </w:t>
-      </w:r>
-      <w:r>
-        <w:rPr>
-          <w:szCs w:val="28"/>
-          <w:lang w:val="ru-BY"/>
-        </w:rPr>
-        <w:t>«</w:t>
-      </w:r>
-      <w:r>
-        <w:rPr>
-          <w:lang w:val="ru-BY"/>
-        </w:rPr>
-        <w:t>файл file.txt не найден</w:t>
-      </w:r>
-      <w:r>
-        <w:rPr>
-          <w:szCs w:val="28"/>
-          <w:lang w:val="ru-BY"/>
-        </w:rPr>
-        <w:t>»</w:t>
-      </w:r>
-      <w:r>
-        <w:rPr>
-          <w:lang w:val="ru-BY"/>
-        </w:rPr>
-        <w:t>. В случае успешной валидации скрипт читает содержимое файла и применяет к нему все стадии преобразования, выводя результат в стандартный поток.</w:t>
-      </w:r>
-      <w:r>
-        <w:rPr>
-          <w:lang w:val="ru-BY"/>
-        </w:rPr>
-        <w:t xml:space="preserve"> На рисунке 4.1</w:t>
-      </w:r>
+      </w:pPr>
       <w:r>
         <w:rPr>
           <w:bCs/>
@@ -1984,63 +1680,22 @@
     </w:p>
     <w:p/>
     <w:p>
-      <w:pPr>
-        <w:rPr>
-          <w:lang w:val="ru-BY"/>
-        </w:rPr>
-      </w:pPr>
       <w:bookmarkStart w:id="14" w:name="_Toc177493620"/>
       <w:bookmarkStart w:id="15" w:name="_Toc177991228"/>
       <w:r>
-        <w:rPr>
-          <w:lang w:val="ru-BY"/>
-        </w:rPr>
-        <w:t xml:space="preserve">В ходе выполнения лабораторной работы была разработана и реализована программа для шифрования и дешифрования текстовых файлов с использованием двух классических алгоритмов: шифра Цезаря и шифра </w:t>
-      </w:r>
-      <w:proofErr w:type="spellStart"/>
-      <w:r>
-        <w:rPr>
-          <w:lang w:val="ru-BY"/>
-        </w:rPr>
-        <w:t>Виженера</w:t>
-      </w:r>
-      <w:proofErr w:type="spellEnd"/>
-      <w:r>
-        <w:rPr>
-          <w:lang w:val="ru-BY"/>
-        </w:rPr>
-        <w:t>. Поставленная цель достигнута в полном объеме.</w:t>
-      </w:r>
-    </w:p>
-    <w:p>
-      <w:pPr>
-        <w:rPr>
-          <w:lang w:val="ru-BY"/>
-        </w:rPr>
-      </w:pPr>
-      <w:r>
-        <w:rPr>
-          <w:lang w:val="ru-BY"/>
-        </w:rPr>
-        <w:t>Была создана программа с графическим пользовательским интерфейсом, обеспечивающим интуитивный доступ ко всем функциям. Ядро приложения построено на объектно-ориентированной архитектуре с применением наследования. Абстрактный базовый класс определил общий интерфейс и инкапсулировал базовую логику работы с файлами, в то время как классы-наследники и реализовали специфические математические алгоритмы каждого шифра с поддержкой кодировки UTF-8.</w:t>
-      </w:r>
-    </w:p>
-    <w:p>
-      <w:pPr>
-        <w:rPr>
-          <w:lang w:val="ru-BY"/>
-        </w:rPr>
-      </w:pPr>
-      <w:r>
-        <w:rPr>
-          <w:lang w:val="ru-BY"/>
-        </w:rPr>
-        <w:t>Программа успешно выполняет свои основные функции: надежное шифрование и дешифрование текстовой информации. Важным практическим результатом является реализация комплексной системы валидации входных данных и обработки исключений, что делает приложение устойчивым к некорректным действиям пользователя и обеспечивает целостность обрабатываемых данных.</w:t>
-      </w:r>
-    </w:p>
-    <w:p>
-      <w:r>
-        <w:t xml:space="preserve"> </w:t>
+        <w:t xml:space="preserve">В ходе выполнения лабораторной работы был разработан скрипт на языке командной оболочки Bash, предназначенная для автоматической коррекции регистра букв в начале предложений текстовых файлов. Поставленная цель углублённого изучения элементов shell-программирования, включая манипуляцию переменными, организацию ветвлений и, в особенности, интеграцию внешних утилит обработки текста, достигнута в полном объеме. Созданный скрипт успешно демонстрирует методологию построения сложного фильтра на базе стандартных Unix-инструментов, где потоковый редактор sed выступает в роли основного исполнительного механизма, а оболочка обеспечивает управляющую логику, проверку входных данных и координацию работы. </w:t>
+      </w:r>
+      <w:r>
+        <w:t>Р</w:t>
+      </w:r>
+      <w:r>
+        <w:t xml:space="preserve">езультатом стала реализация надёжного алгоритма определения границ предложений, способного отличать завершающую пунктуацию от десятичных разделителей в числах и обрабатывать многострочные ситуации, когда знак препинания находится в одной строке, а первая буква следующего предложения </w:t>
+      </w:r>
+      <w:r>
+        <w:t>–</w:t>
+      </w:r>
+      <w:r>
+        <w:t xml:space="preserve"> в другой. Использование техники буферизации всего файла в оперативной памяти через цикл N в sed позволило преодолеть ограничения построчной обработки, а применение механизма временной замены проблемных точек на уникальный маркер @DOT@ обеспечило защиту чисел с плавающей точкой и других допустимых употреблений точки. </w:t>
       </w:r>
     </w:p>
     <w:p>
@@ -2155,33 +1810,11 @@
         </w:rPr>
         <w:t xml:space="preserve">[3] </w:t>
       </w:r>
-      <w:proofErr w:type="spellStart"/>
       <w:r>
         <w:rPr>
           <w:lang w:val="en-US"/>
         </w:rPr>
-        <w:t>Friedl</w:t>
-      </w:r>
-      <w:proofErr w:type="spellEnd"/>
-      <w:r>
-        <w:rPr>
-          <w:lang w:val="en-US"/>
-        </w:rPr>
-        <w:t xml:space="preserve">, J. E. F. Mastering Regular Expressions / J. E. F. </w:t>
-      </w:r>
-      <w:proofErr w:type="spellStart"/>
-      <w:r>
-        <w:rPr>
-          <w:lang w:val="en-US"/>
-        </w:rPr>
-        <w:t>Friedl</w:t>
-      </w:r>
-      <w:proofErr w:type="spellEnd"/>
-      <w:r>
-        <w:rPr>
-          <w:lang w:val="en-US"/>
-        </w:rPr>
-        <w:t xml:space="preserve">. – 3rd ed. – O'Reilly Media, 2006. – 542 </w:t>
+        <w:t xml:space="preserve">Friedl, J. E. F. Mastering Regular Expressions / J. E. F. Friedl. – 3rd ed. – O'Reilly Media, 2006. – 542 </w:t>
       </w:r>
       <w:r>
         <w:t>с</w:t>
@@ -2356,21 +1989,12 @@
           <w:sz w:val="24"/>
         </w:rPr>
       </w:pPr>
-      <w:proofErr w:type="gramStart"/>
-      <w:r>
-        <w:rPr>
-          <w:rFonts w:ascii="Courier New" w:hAnsi="Courier New" w:cs="Courier New"/>
-          <w:sz w:val="24"/>
-        </w:rPr>
-        <w:t>#!/</w:t>
-      </w:r>
-      <w:proofErr w:type="gramEnd"/>
-      <w:r>
-        <w:rPr>
-          <w:rFonts w:ascii="Courier New" w:hAnsi="Courier New" w:cs="Courier New"/>
-          <w:sz w:val="24"/>
-        </w:rPr>
-        <w:t>bin/bash</w:t>
+      <w:r>
+        <w:rPr>
+          <w:rFonts w:ascii="Courier New" w:hAnsi="Courier New" w:cs="Courier New"/>
+          <w:sz w:val="24"/>
+        </w:rPr>
+        <w:t>#!/bin/bash</w:t>
       </w:r>
     </w:p>
     <w:p>
@@ -2409,69 +2033,12 @@
           <w:sz w:val="24"/>
         </w:rPr>
       </w:pPr>
-      <w:proofErr w:type="gramStart"/>
-      <w:r>
-        <w:rPr>
-          <w:rFonts w:ascii="Courier New" w:hAnsi="Courier New" w:cs="Courier New"/>
-          <w:sz w:val="24"/>
-        </w:rPr>
-        <w:t>[ $</w:t>
-      </w:r>
-      <w:proofErr w:type="gramEnd"/>
-      <w:r>
-        <w:rPr>
-          <w:rFonts w:ascii="Courier New" w:hAnsi="Courier New" w:cs="Courier New"/>
-          <w:sz w:val="24"/>
-        </w:rPr>
-        <w:t># -</w:t>
-      </w:r>
-      <w:proofErr w:type="spellStart"/>
-      <w:r>
-        <w:rPr>
-          <w:rFonts w:ascii="Courier New" w:hAnsi="Courier New" w:cs="Courier New"/>
-          <w:sz w:val="24"/>
-        </w:rPr>
-        <w:t>eq</w:t>
-      </w:r>
-      <w:proofErr w:type="spellEnd"/>
-      <w:r>
-        <w:rPr>
-          <w:rFonts w:ascii="Courier New" w:hAnsi="Courier New" w:cs="Courier New"/>
-          <w:sz w:val="24"/>
-        </w:rPr>
-        <w:t xml:space="preserve"> 0 ] &amp;&amp; { </w:t>
-      </w:r>
-      <w:proofErr w:type="spellStart"/>
-      <w:r>
-        <w:rPr>
-          <w:rFonts w:ascii="Courier New" w:hAnsi="Courier New" w:cs="Courier New"/>
-          <w:sz w:val="24"/>
-        </w:rPr>
-        <w:t>echo</w:t>
-      </w:r>
-      <w:proofErr w:type="spellEnd"/>
-      <w:r>
-        <w:rPr>
-          <w:rFonts w:ascii="Courier New" w:hAnsi="Courier New" w:cs="Courier New"/>
-          <w:sz w:val="24"/>
-        </w:rPr>
-        <w:t xml:space="preserve"> "Использование: $0 файл"; </w:t>
-      </w:r>
-      <w:proofErr w:type="spellStart"/>
-      <w:r>
-        <w:rPr>
-          <w:rFonts w:ascii="Courier New" w:hAnsi="Courier New" w:cs="Courier New"/>
-          <w:sz w:val="24"/>
-        </w:rPr>
-        <w:t>exit</w:t>
-      </w:r>
-      <w:proofErr w:type="spellEnd"/>
-      <w:r>
-        <w:rPr>
-          <w:rFonts w:ascii="Courier New" w:hAnsi="Courier New" w:cs="Courier New"/>
-          <w:sz w:val="24"/>
-        </w:rPr>
-        <w:t xml:space="preserve"> 1; }</w:t>
+      <w:r>
+        <w:rPr>
+          <w:rFonts w:ascii="Courier New" w:hAnsi="Courier New" w:cs="Courier New"/>
+          <w:sz w:val="24"/>
+        </w:rPr>
+        <w:t>[ $# -eq 0 ] &amp;&amp; { echo "Использование: $0 файл"; exit 1; }</w:t>
       </w:r>
     </w:p>
     <w:p>
@@ -2483,53 +2050,12 @@
           <w:sz w:val="24"/>
         </w:rPr>
       </w:pPr>
-      <w:proofErr w:type="gramStart"/>
-      <w:r>
-        <w:rPr>
-          <w:rFonts w:ascii="Courier New" w:hAnsi="Courier New" w:cs="Courier New"/>
-          <w:sz w:val="24"/>
-        </w:rPr>
-        <w:t>[ !</w:t>
-      </w:r>
-      <w:proofErr w:type="gramEnd"/>
-      <w:r>
-        <w:rPr>
-          <w:rFonts w:ascii="Courier New" w:hAnsi="Courier New" w:cs="Courier New"/>
-          <w:sz w:val="24"/>
-        </w:rPr>
-        <w:t xml:space="preserve"> -f "$1" ] &amp;&amp; { </w:t>
-      </w:r>
-      <w:proofErr w:type="spellStart"/>
-      <w:r>
-        <w:rPr>
-          <w:rFonts w:ascii="Courier New" w:hAnsi="Courier New" w:cs="Courier New"/>
-          <w:sz w:val="24"/>
-        </w:rPr>
-        <w:t>echo</w:t>
-      </w:r>
-      <w:proofErr w:type="spellEnd"/>
-      <w:r>
-        <w:rPr>
-          <w:rFonts w:ascii="Courier New" w:hAnsi="Courier New" w:cs="Courier New"/>
-          <w:sz w:val="24"/>
-        </w:rPr>
-        <w:t xml:space="preserve"> "Ошибка: файл $1 не найден"; </w:t>
-      </w:r>
-      <w:proofErr w:type="spellStart"/>
-      <w:r>
-        <w:rPr>
-          <w:rFonts w:ascii="Courier New" w:hAnsi="Courier New" w:cs="Courier New"/>
-          <w:sz w:val="24"/>
-        </w:rPr>
-        <w:t>exit</w:t>
-      </w:r>
-      <w:proofErr w:type="spellEnd"/>
-      <w:r>
-        <w:rPr>
-          <w:rFonts w:ascii="Courier New" w:hAnsi="Courier New" w:cs="Courier New"/>
-          <w:sz w:val="24"/>
-        </w:rPr>
-        <w:t xml:space="preserve"> 1; }</w:t>
+      <w:r>
+        <w:rPr>
+          <w:rFonts w:ascii="Courier New" w:hAnsi="Courier New" w:cs="Courier New"/>
+          <w:sz w:val="24"/>
+        </w:rPr>
+        <w:t>[ ! -f "$1" ] &amp;&amp; { echo "Ошибка: файл $1 не найден"; exit 1; }</w:t>
       </w:r>
     </w:p>
     <w:p>
@@ -2568,53 +2094,12 @@
           <w:sz w:val="24"/>
         </w:rPr>
       </w:pPr>
-      <w:proofErr w:type="spellStart"/>
-      <w:r>
-        <w:rPr>
-          <w:rFonts w:ascii="Courier New" w:hAnsi="Courier New" w:cs="Courier New"/>
-          <w:sz w:val="24"/>
-        </w:rPr>
-        <w:t>sed</w:t>
-      </w:r>
-      <w:proofErr w:type="spellEnd"/>
-      <w:r>
-        <w:rPr>
-          <w:rFonts w:ascii="Courier New" w:hAnsi="Courier New" w:cs="Courier New"/>
-          <w:sz w:val="24"/>
-        </w:rPr>
-        <w:t xml:space="preserve"> -E </w:t>
-      </w:r>
-      <w:proofErr w:type="gramStart"/>
-      <w:r>
-        <w:rPr>
-          <w:rFonts w:ascii="Courier New" w:hAnsi="Courier New" w:cs="Courier New"/>
-          <w:sz w:val="24"/>
-        </w:rPr>
-        <w:t>':a</w:t>
-      </w:r>
-      <w:proofErr w:type="gramEnd"/>
-      <w:r>
-        <w:rPr>
-          <w:rFonts w:ascii="Courier New" w:hAnsi="Courier New" w:cs="Courier New"/>
-          <w:sz w:val="24"/>
-        </w:rPr>
-        <w:t xml:space="preserve">; $!{N; </w:t>
-      </w:r>
-      <w:proofErr w:type="spellStart"/>
-      <w:r>
-        <w:rPr>
-          <w:rFonts w:ascii="Courier New" w:hAnsi="Courier New" w:cs="Courier New"/>
-          <w:sz w:val="24"/>
-        </w:rPr>
-        <w:t>ba</w:t>
-      </w:r>
-      <w:proofErr w:type="spellEnd"/>
-      <w:r>
-        <w:rPr>
-          <w:rFonts w:ascii="Courier New" w:hAnsi="Courier New" w:cs="Courier New"/>
-          <w:sz w:val="24"/>
-        </w:rPr>
-        <w:t xml:space="preserve">}; </w:t>
+      <w:r>
+        <w:rPr>
+          <w:rFonts w:ascii="Courier New" w:hAnsi="Courier New" w:cs="Courier New"/>
+          <w:sz w:val="24"/>
+        </w:rPr>
+        <w:t xml:space="preserve">sed -E ':a; $!{N; ba}; </w:t>
       </w:r>
     </w:p>
     <w:p>
@@ -2631,25 +2116,7 @@
           <w:rFonts w:ascii="Courier New" w:hAnsi="Courier New" w:cs="Courier New"/>
           <w:sz w:val="24"/>
         </w:rPr>
-        <w:t xml:space="preserve">    # 1. Защищаем точки внутри чисел (</w:t>
-      </w:r>
-      <w:proofErr w:type="spellStart"/>
-      <w:proofErr w:type="gramStart"/>
-      <w:r>
-        <w:rPr>
-          <w:rFonts w:ascii="Courier New" w:hAnsi="Courier New" w:cs="Courier New"/>
-          <w:sz w:val="24"/>
-        </w:rPr>
-        <w:t>цифра.цифра</w:t>
-      </w:r>
-      <w:proofErr w:type="spellEnd"/>
-      <w:proofErr w:type="gramEnd"/>
-      <w:r>
-        <w:rPr>
-          <w:rFonts w:ascii="Courier New" w:hAnsi="Courier New" w:cs="Courier New"/>
-          <w:sz w:val="24"/>
-        </w:rPr>
-        <w:t>)</w:t>
+        <w:t xml:space="preserve">    # 1. Защищаем точки внутри чисел (цифра.цифра)</w:t>
       </w:r>
     </w:p>
     <w:p>
@@ -2666,23 +2133,7 @@
           <w:rFonts w:ascii="Courier New" w:hAnsi="Courier New" w:cs="Courier New"/>
           <w:sz w:val="24"/>
         </w:rPr>
-        <w:t xml:space="preserve">    s</w:t>
-      </w:r>
-      <w:proofErr w:type="gramStart"/>
-      <w:r>
-        <w:rPr>
-          <w:rFonts w:ascii="Courier New" w:hAnsi="Courier New" w:cs="Courier New"/>
-          <w:sz w:val="24"/>
-        </w:rPr>
-        <w:t>/(</w:t>
-      </w:r>
-      <w:proofErr w:type="gramEnd"/>
-      <w:r>
-        <w:rPr>
-          <w:rFonts w:ascii="Courier New" w:hAnsi="Courier New" w:cs="Courier New"/>
-          <w:sz w:val="24"/>
-        </w:rPr>
-        <w:t>[0-9])\.([0-9])/\1@DOT@\2/g</w:t>
+        <w:t xml:space="preserve">    s/([0-9])\.([0-9])/\1@DOT@\2/g</w:t>
       </w:r>
     </w:p>
     <w:p>
@@ -2716,41 +2167,7 @@
           <w:rFonts w:ascii="Courier New" w:hAnsi="Courier New" w:cs="Courier New"/>
           <w:sz w:val="24"/>
         </w:rPr>
-        <w:t xml:space="preserve">    # 2. Защищаем точки перед числами (</w:t>
-      </w:r>
-      <w:proofErr w:type="spellStart"/>
-      <w:proofErr w:type="gramStart"/>
-      <w:r>
-        <w:rPr>
-          <w:rFonts w:ascii="Courier New" w:hAnsi="Courier New" w:cs="Courier New"/>
-          <w:sz w:val="24"/>
-        </w:rPr>
-        <w:t>пробел.цифра</w:t>
-      </w:r>
-      <w:proofErr w:type="spellEnd"/>
-      <w:proofErr w:type="gramEnd"/>
-      <w:r>
-        <w:rPr>
-          <w:rFonts w:ascii="Courier New" w:hAnsi="Courier New" w:cs="Courier New"/>
-          <w:sz w:val="24"/>
-        </w:rPr>
-        <w:t xml:space="preserve"> или </w:t>
-      </w:r>
-      <w:proofErr w:type="spellStart"/>
-      <w:r>
-        <w:rPr>
-          <w:rFonts w:ascii="Courier New" w:hAnsi="Courier New" w:cs="Courier New"/>
-          <w:sz w:val="24"/>
-        </w:rPr>
-        <w:t>начало.цифра</w:t>
-      </w:r>
-      <w:proofErr w:type="spellEnd"/>
-      <w:r>
-        <w:rPr>
-          <w:rFonts w:ascii="Courier New" w:hAnsi="Courier New" w:cs="Courier New"/>
-          <w:sz w:val="24"/>
-        </w:rPr>
-        <w:t>)</w:t>
+        <w:t xml:space="preserve">    # 2. Защищаем точки перед числами (пробел.цифра или начало.цифра)</w:t>
       </w:r>
     </w:p>
     <w:p>
@@ -2767,32 +2184,7 @@
           <w:rFonts w:ascii="Courier New" w:hAnsi="Courier New" w:cs="Courier New"/>
           <w:sz w:val="24"/>
         </w:rPr>
-        <w:t xml:space="preserve">    s/(^|[</w:t>
-      </w:r>
-      <w:proofErr w:type="gramStart"/>
-      <w:r>
-        <w:rPr>
-          <w:rFonts w:ascii="Courier New" w:hAnsi="Courier New" w:cs="Courier New"/>
-          <w:sz w:val="24"/>
-        </w:rPr>
-        <w:t>[:</w:t>
-      </w:r>
-      <w:proofErr w:type="spellStart"/>
-      <w:r>
-        <w:rPr>
-          <w:rFonts w:ascii="Courier New" w:hAnsi="Courier New" w:cs="Courier New"/>
-          <w:sz w:val="24"/>
-        </w:rPr>
-        <w:t>space</w:t>
-      </w:r>
-      <w:proofErr w:type="spellEnd"/>
-      <w:proofErr w:type="gramEnd"/>
-      <w:r>
-        <w:rPr>
-          <w:rFonts w:ascii="Courier New" w:hAnsi="Courier New" w:cs="Courier New"/>
-          <w:sz w:val="24"/>
-        </w:rPr>
-        <w:t>:]])\.([0-9])/\1@DOT@\2/g</w:t>
+        <w:t xml:space="preserve">    s/(^|[[:space:]])\.([0-9])/\1@DOT@\2/g</w:t>
       </w:r>
     </w:p>
     <w:p>
@@ -2852,25 +2244,107 @@
           <w:sz w:val="24"/>
           <w:lang w:val="en-US"/>
         </w:rPr>
-        <w:t>s/^([</w:t>
-      </w:r>
-      <w:proofErr w:type="gramStart"/>
+        <w:t>s/^([[:space:]]*)([a-z</w:t>
+      </w:r>
+      <w:r>
+        <w:rPr>
+          <w:rFonts w:ascii="Courier New" w:hAnsi="Courier New" w:cs="Courier New"/>
+          <w:sz w:val="24"/>
+        </w:rPr>
+        <w:t>а</w:t>
+      </w:r>
       <w:r>
         <w:rPr>
           <w:rFonts w:ascii="Courier New" w:hAnsi="Courier New" w:cs="Courier New"/>
           <w:sz w:val="24"/>
           <w:lang w:val="en-US"/>
         </w:rPr>
-        <w:t>[:space</w:t>
-      </w:r>
-      <w:proofErr w:type="gramEnd"/>
+        <w:t>-</w:t>
+      </w:r>
+      <w:r>
+        <w:rPr>
+          <w:rFonts w:ascii="Courier New" w:hAnsi="Courier New" w:cs="Courier New"/>
+          <w:sz w:val="24"/>
+        </w:rPr>
+        <w:t>яё</w:t>
+      </w:r>
       <w:r>
         <w:rPr>
           <w:rFonts w:ascii="Courier New" w:hAnsi="Courier New" w:cs="Courier New"/>
           <w:sz w:val="24"/>
           <w:lang w:val="en-US"/>
         </w:rPr>
-        <w:t>:]]*)([a-z</w:t>
+        <w:t>])/\1\U\2/</w:t>
+      </w:r>
+    </w:p>
+    <w:p>
+      <w:pPr>
+        <w:ind w:firstLine="0"/>
+        <w:jc w:val="left"/>
+        <w:rPr>
+          <w:rFonts w:ascii="Courier New" w:hAnsi="Courier New" w:cs="Courier New"/>
+          <w:sz w:val="24"/>
+          <w:lang w:val="en-US"/>
+        </w:rPr>
+      </w:pPr>
+      <w:r>
+        <w:rPr>
+          <w:rFonts w:ascii="Courier New" w:hAnsi="Courier New" w:cs="Courier New"/>
+          <w:sz w:val="24"/>
+          <w:lang w:val="en-US"/>
+        </w:rPr>
+        <w:t xml:space="preserve">    </w:t>
+      </w:r>
+    </w:p>
+    <w:p>
+      <w:pPr>
+        <w:ind w:firstLine="0"/>
+        <w:jc w:val="left"/>
+        <w:rPr>
+          <w:rFonts w:ascii="Courier New" w:hAnsi="Courier New" w:cs="Courier New"/>
+          <w:sz w:val="24"/>
+        </w:rPr>
+      </w:pPr>
+      <w:r>
+        <w:rPr>
+          <w:rFonts w:ascii="Courier New" w:hAnsi="Courier New" w:cs="Courier New"/>
+          <w:sz w:val="24"/>
+          <w:lang w:val="en-US"/>
+        </w:rPr>
+        <w:t xml:space="preserve">    </w:t>
+      </w:r>
+      <w:r>
+        <w:rPr>
+          <w:rFonts w:ascii="Courier New" w:hAnsi="Courier New" w:cs="Courier New"/>
+          <w:sz w:val="24"/>
+        </w:rPr>
+        <w:t># 4. ЗАГЛАВНЫЕ ПОСЛЕ . ! ? (С ЛЮБЫМИ ПРОБЕЛАМИ И ПЕРЕНОСАМИ СТРОК)</w:t>
+      </w:r>
+    </w:p>
+    <w:p>
+      <w:pPr>
+        <w:ind w:firstLine="0"/>
+        <w:jc w:val="left"/>
+        <w:rPr>
+          <w:rFonts w:ascii="Courier New" w:hAnsi="Courier New" w:cs="Courier New"/>
+          <w:sz w:val="24"/>
+          <w:lang w:val="en-US"/>
+        </w:rPr>
+      </w:pPr>
+      <w:r>
+        <w:rPr>
+          <w:rFonts w:ascii="Courier New" w:hAnsi="Courier New" w:cs="Courier New"/>
+          <w:sz w:val="24"/>
+        </w:rPr>
+        <w:t xml:space="preserve">    </w:t>
+      </w:r>
+      <w:r>
+        <w:rPr>
+          <w:rFonts w:ascii="Courier New" w:hAnsi="Courier New" w:cs="Courier New"/>
+          <w:sz w:val="24"/>
+          <w:lang w:val="en-US"/>
+        </w:rPr>
+        <w:t>s/([.!?][[:space:]]+)([a-z</w:t>
       </w:r>
       <w:r>
         <w:rPr>
@@ -2887,7 +2361,6 @@
         </w:rPr>
         <w:t>-</w:t>
       </w:r>
-      <w:proofErr w:type="spellStart"/>
       <w:r>
         <w:rPr>
           <w:rFonts w:ascii="Courier New" w:hAnsi="Courier New" w:cs="Courier New"/>
@@ -2895,14 +2368,13 @@
         </w:rPr>
         <w:t>яё</w:t>
       </w:r>
-      <w:proofErr w:type="spellEnd"/>
       <w:r>
         <w:rPr>
           <w:rFonts w:ascii="Courier New" w:hAnsi="Courier New" w:cs="Courier New"/>
           <w:sz w:val="24"/>
           <w:lang w:val="en-US"/>
         </w:rPr>
-        <w:t>])/\1\U\2/</w:t>
+        <w:t>])/\1\U\2/g</w:t>
       </w:r>
     </w:p>
     <w:p>
@@ -2946,23 +2418,7 @@
           <w:rFonts w:ascii="Courier New" w:hAnsi="Courier New" w:cs="Courier New"/>
           <w:sz w:val="24"/>
         </w:rPr>
-        <w:t xml:space="preserve"># 4. ЗАГЛАВНЫЕ </w:t>
-      </w:r>
-      <w:proofErr w:type="gramStart"/>
-      <w:r>
-        <w:rPr>
-          <w:rFonts w:ascii="Courier New" w:hAnsi="Courier New" w:cs="Courier New"/>
-          <w:sz w:val="24"/>
-        </w:rPr>
-        <w:t>ПОСЛЕ .</w:t>
-      </w:r>
-      <w:proofErr w:type="gramEnd"/>
-      <w:r>
-        <w:rPr>
-          <w:rFonts w:ascii="Courier New" w:hAnsi="Courier New" w:cs="Courier New"/>
-          <w:sz w:val="24"/>
-        </w:rPr>
-        <w:t xml:space="preserve"> ! ? (С ЛЮБЫМИ ПРОБЕЛАМИ И ПЕРЕНОСАМИ СТРОК)</w:t>
+        <w:t># 5. ЗАГЛАВНЫЕ ПОСЛЕ . ! ? (БЕЗ ПРОБЕЛА - ВСТАВЛЯЕМ ПРОБЕЛ)</w:t>
       </w:r>
     </w:p>
     <w:p>
@@ -2972,6 +2428,57 @@
         <w:rPr>
           <w:rFonts w:ascii="Courier New" w:hAnsi="Courier New" w:cs="Courier New"/>
           <w:sz w:val="24"/>
+        </w:rPr>
+      </w:pPr>
+      <w:r>
+        <w:rPr>
+          <w:rFonts w:ascii="Courier New" w:hAnsi="Courier New" w:cs="Courier New"/>
+          <w:sz w:val="24"/>
+        </w:rPr>
+        <w:t xml:space="preserve">    s/([.!?])([a-zа-яё])/\1 \U\2/g</w:t>
+      </w:r>
+    </w:p>
+    <w:p>
+      <w:pPr>
+        <w:ind w:firstLine="0"/>
+        <w:jc w:val="left"/>
+        <w:rPr>
+          <w:rFonts w:ascii="Courier New" w:hAnsi="Courier New" w:cs="Courier New"/>
+          <w:sz w:val="24"/>
+        </w:rPr>
+      </w:pPr>
+      <w:r>
+        <w:rPr>
+          <w:rFonts w:ascii="Courier New" w:hAnsi="Courier New" w:cs="Courier New"/>
+          <w:sz w:val="24"/>
+        </w:rPr>
+        <w:t xml:space="preserve">    </w:t>
+      </w:r>
+    </w:p>
+    <w:p>
+      <w:pPr>
+        <w:ind w:firstLine="0"/>
+        <w:jc w:val="left"/>
+        <w:rPr>
+          <w:rFonts w:ascii="Courier New" w:hAnsi="Courier New" w:cs="Courier New"/>
+          <w:sz w:val="24"/>
+        </w:rPr>
+      </w:pPr>
+      <w:r>
+        <w:rPr>
+          <w:rFonts w:ascii="Courier New" w:hAnsi="Courier New" w:cs="Courier New"/>
+          <w:sz w:val="24"/>
+        </w:rPr>
+        <w:t xml:space="preserve">    # 6. Восстанавливаем точки в числах</w:t>
+      </w:r>
+    </w:p>
+    <w:p>
+      <w:pPr>
+        <w:ind w:firstLine="0"/>
+        <w:jc w:val="left"/>
+        <w:rPr>
+          <w:rFonts w:ascii="Courier New" w:hAnsi="Courier New" w:cs="Courier New"/>
+          <w:sz w:val="24"/>
           <w:lang w:val="en-US"/>
         </w:rPr>
       </w:pPr>
@@ -2988,57 +2495,56 @@
           <w:sz w:val="24"/>
           <w:lang w:val="en-US"/>
         </w:rPr>
-        <w:t>s/([.!</w:t>
-      </w:r>
-      <w:proofErr w:type="gramStart"/>
-      <w:r>
+        <w:t>s/@DOT@/./g</w:t>
+      </w:r>
+    </w:p>
+    <w:p>
+      <w:pPr>
+        <w:ind w:firstLine="0"/>
+        <w:jc w:val="left"/>
         <w:rPr>
           <w:rFonts w:ascii="Courier New" w:hAnsi="Courier New" w:cs="Courier New"/>
           <w:sz w:val="24"/>
           <w:lang w:val="en-US"/>
         </w:rPr>
-        <w:t>?][</w:t>
-      </w:r>
-      <w:proofErr w:type="gramEnd"/>
+      </w:pPr>
       <w:r>
         <w:rPr>
           <w:rFonts w:ascii="Courier New" w:hAnsi="Courier New" w:cs="Courier New"/>
           <w:sz w:val="24"/>
           <w:lang w:val="en-US"/>
         </w:rPr>
-        <w:t>[:space:]]+)([a-z</w:t>
-      </w:r>
-      <w:r>
-        <w:rPr>
-          <w:rFonts w:ascii="Courier New" w:hAnsi="Courier New" w:cs="Courier New"/>
-          <w:sz w:val="24"/>
-        </w:rPr>
-        <w:t>а</w:t>
-      </w:r>
-      <w:r>
+        <w:t>' "$1"</w:t>
+      </w:r>
+    </w:p>
+    <w:p>
+      <w:pPr>
+        <w:ind w:firstLine="0"/>
+        <w:jc w:val="left"/>
         <w:rPr>
           <w:rFonts w:ascii="Courier New" w:hAnsi="Courier New" w:cs="Courier New"/>
           <w:sz w:val="24"/>
           <w:lang w:val="en-US"/>
         </w:rPr>
-        <w:t>-</w:t>
-      </w:r>
-      <w:proofErr w:type="spellStart"/>
-      <w:r>
-        <w:rPr>
-          <w:rFonts w:ascii="Courier New" w:hAnsi="Courier New" w:cs="Courier New"/>
-          <w:sz w:val="24"/>
-        </w:rPr>
-        <w:t>яё</w:t>
-      </w:r>
-      <w:proofErr w:type="spellEnd"/>
-      <w:r>
+      </w:pPr>
+    </w:p>
+    <w:p>
+      <w:pPr>
+        <w:ind w:firstLine="0"/>
+        <w:jc w:val="left"/>
         <w:rPr>
           <w:rFonts w:ascii="Courier New" w:hAnsi="Courier New" w:cs="Courier New"/>
           <w:sz w:val="24"/>
           <w:lang w:val="en-US"/>
         </w:rPr>
-        <w:t>])/\1\U\2/g</w:t>
+      </w:pPr>
+      <w:r>
+        <w:rPr>
+          <w:rFonts w:ascii="Courier New" w:hAnsi="Courier New" w:cs="Courier New"/>
+          <w:sz w:val="24"/>
+          <w:lang w:val="en-US"/>
+        </w:rPr>
+        <w:t>exit 0</w:t>
       </w:r>
     </w:p>
     <w:p>
@@ -3051,262 +2557,10 @@
           <w:lang w:val="en-US"/>
         </w:rPr>
       </w:pPr>
-      <w:r>
-        <w:rPr>
-          <w:rFonts w:ascii="Courier New" w:hAnsi="Courier New" w:cs="Courier New"/>
-          <w:sz w:val="24"/>
-          <w:lang w:val="en-US"/>
-        </w:rPr>
-        <w:t xml:space="preserve">    </w:t>
-      </w:r>
-    </w:p>
-    <w:p>
-      <w:pPr>
-        <w:ind w:firstLine="0"/>
-        <w:jc w:val="left"/>
-        <w:rPr>
-          <w:rFonts w:ascii="Courier New" w:hAnsi="Courier New" w:cs="Courier New"/>
-          <w:sz w:val="24"/>
-        </w:rPr>
-      </w:pPr>
-      <w:r>
-        <w:rPr>
-          <w:rFonts w:ascii="Courier New" w:hAnsi="Courier New" w:cs="Courier New"/>
-          <w:sz w:val="24"/>
-          <w:lang w:val="en-US"/>
-        </w:rPr>
-        <w:t xml:space="preserve">    </w:t>
-      </w:r>
-      <w:r>
-        <w:rPr>
-          <w:rFonts w:ascii="Courier New" w:hAnsi="Courier New" w:cs="Courier New"/>
-          <w:sz w:val="24"/>
-        </w:rPr>
-        <w:t xml:space="preserve"># 5. ЗАГЛАВНЫЕ </w:t>
-      </w:r>
-      <w:proofErr w:type="gramStart"/>
-      <w:r>
-        <w:rPr>
-          <w:rFonts w:ascii="Courier New" w:hAnsi="Courier New" w:cs="Courier New"/>
-          <w:sz w:val="24"/>
-        </w:rPr>
-        <w:t>ПОСЛЕ .</w:t>
-      </w:r>
-      <w:proofErr w:type="gramEnd"/>
-      <w:r>
-        <w:rPr>
-          <w:rFonts w:ascii="Courier New" w:hAnsi="Courier New" w:cs="Courier New"/>
-          <w:sz w:val="24"/>
-        </w:rPr>
-        <w:t xml:space="preserve"> ! ? (БЕЗ ПРОБЕЛА - ВСТАВЛЯЕМ ПРОБЕЛ)</w:t>
-      </w:r>
-    </w:p>
-    <w:p>
-      <w:pPr>
-        <w:ind w:firstLine="0"/>
-        <w:jc w:val="left"/>
-        <w:rPr>
-          <w:rFonts w:ascii="Courier New" w:hAnsi="Courier New" w:cs="Courier New"/>
-          <w:sz w:val="24"/>
-        </w:rPr>
-      </w:pPr>
-      <w:r>
-        <w:rPr>
-          <w:rFonts w:ascii="Courier New" w:hAnsi="Courier New" w:cs="Courier New"/>
-          <w:sz w:val="24"/>
-        </w:rPr>
-        <w:t xml:space="preserve">    s/([.!?</w:t>
-      </w:r>
-      <w:proofErr w:type="gramStart"/>
-      <w:r>
-        <w:rPr>
-          <w:rFonts w:ascii="Courier New" w:hAnsi="Courier New" w:cs="Courier New"/>
-          <w:sz w:val="24"/>
-        </w:rPr>
-        <w:t>])(</w:t>
-      </w:r>
-      <w:proofErr w:type="gramEnd"/>
-      <w:r>
-        <w:rPr>
-          <w:rFonts w:ascii="Courier New" w:hAnsi="Courier New" w:cs="Courier New"/>
-          <w:sz w:val="24"/>
-        </w:rPr>
-        <w:t>[a-</w:t>
-      </w:r>
-      <w:proofErr w:type="spellStart"/>
-      <w:r>
-        <w:rPr>
-          <w:rFonts w:ascii="Courier New" w:hAnsi="Courier New" w:cs="Courier New"/>
-          <w:sz w:val="24"/>
-        </w:rPr>
-        <w:t>zа</w:t>
-      </w:r>
-      <w:proofErr w:type="spellEnd"/>
-      <w:r>
-        <w:rPr>
-          <w:rFonts w:ascii="Courier New" w:hAnsi="Courier New" w:cs="Courier New"/>
-          <w:sz w:val="24"/>
-        </w:rPr>
-        <w:t>-</w:t>
-      </w:r>
-      <w:proofErr w:type="spellStart"/>
-      <w:r>
-        <w:rPr>
-          <w:rFonts w:ascii="Courier New" w:hAnsi="Courier New" w:cs="Courier New"/>
-          <w:sz w:val="24"/>
-        </w:rPr>
-        <w:t>яё</w:t>
-      </w:r>
-      <w:proofErr w:type="spellEnd"/>
-      <w:r>
-        <w:rPr>
-          <w:rFonts w:ascii="Courier New" w:hAnsi="Courier New" w:cs="Courier New"/>
-          <w:sz w:val="24"/>
-        </w:rPr>
-        <w:t>])/\1 \U\2/g</w:t>
-      </w:r>
-    </w:p>
-    <w:p>
-      <w:pPr>
-        <w:ind w:firstLine="0"/>
-        <w:jc w:val="left"/>
-        <w:rPr>
-          <w:rFonts w:ascii="Courier New" w:hAnsi="Courier New" w:cs="Courier New"/>
-          <w:sz w:val="24"/>
-        </w:rPr>
-      </w:pPr>
-      <w:r>
-        <w:rPr>
-          <w:rFonts w:ascii="Courier New" w:hAnsi="Courier New" w:cs="Courier New"/>
-          <w:sz w:val="24"/>
-        </w:rPr>
-        <w:t xml:space="preserve">    </w:t>
-      </w:r>
-    </w:p>
-    <w:p>
-      <w:pPr>
-        <w:ind w:firstLine="0"/>
-        <w:jc w:val="left"/>
-        <w:rPr>
-          <w:rFonts w:ascii="Courier New" w:hAnsi="Courier New" w:cs="Courier New"/>
-          <w:sz w:val="24"/>
-        </w:rPr>
-      </w:pPr>
-      <w:r>
-        <w:rPr>
-          <w:rFonts w:ascii="Courier New" w:hAnsi="Courier New" w:cs="Courier New"/>
-          <w:sz w:val="24"/>
-        </w:rPr>
-        <w:t xml:space="preserve">    # 6. Восстанавливаем точки в числах</w:t>
-      </w:r>
-    </w:p>
-    <w:p>
-      <w:pPr>
-        <w:ind w:firstLine="0"/>
-        <w:jc w:val="left"/>
-        <w:rPr>
-          <w:rFonts w:ascii="Courier New" w:hAnsi="Courier New" w:cs="Courier New"/>
-          <w:sz w:val="24"/>
-          <w:lang w:val="en-US"/>
-        </w:rPr>
-      </w:pPr>
-      <w:r>
-        <w:rPr>
-          <w:rFonts w:ascii="Courier New" w:hAnsi="Courier New" w:cs="Courier New"/>
-          <w:sz w:val="24"/>
-        </w:rPr>
-        <w:t xml:space="preserve">    </w:t>
-      </w:r>
-      <w:r>
-        <w:rPr>
-          <w:rFonts w:ascii="Courier New" w:hAnsi="Courier New" w:cs="Courier New"/>
-          <w:sz w:val="24"/>
-          <w:lang w:val="en-US"/>
-        </w:rPr>
-        <w:t>s/@DOT@</w:t>
-      </w:r>
-      <w:proofErr w:type="gramStart"/>
-      <w:r>
-        <w:rPr>
-          <w:rFonts w:ascii="Courier New" w:hAnsi="Courier New" w:cs="Courier New"/>
-          <w:sz w:val="24"/>
-          <w:lang w:val="en-US"/>
-        </w:rPr>
-        <w:t>/./</w:t>
-      </w:r>
-      <w:proofErr w:type="gramEnd"/>
-      <w:r>
-        <w:rPr>
-          <w:rFonts w:ascii="Courier New" w:hAnsi="Courier New" w:cs="Courier New"/>
-          <w:sz w:val="24"/>
-          <w:lang w:val="en-US"/>
-        </w:rPr>
-        <w:t>g</w:t>
-      </w:r>
-    </w:p>
-    <w:p>
-      <w:pPr>
-        <w:ind w:firstLine="0"/>
-        <w:jc w:val="left"/>
-        <w:rPr>
-          <w:rFonts w:ascii="Courier New" w:hAnsi="Courier New" w:cs="Courier New"/>
-          <w:sz w:val="24"/>
-          <w:lang w:val="en-US"/>
-        </w:rPr>
-      </w:pPr>
-      <w:r>
-        <w:rPr>
-          <w:rFonts w:ascii="Courier New" w:hAnsi="Courier New" w:cs="Courier New"/>
-          <w:sz w:val="24"/>
-          <w:lang w:val="en-US"/>
-        </w:rPr>
-        <w:t>' "$1"</w:t>
-      </w:r>
-    </w:p>
-    <w:p>
-      <w:pPr>
-        <w:ind w:firstLine="0"/>
-        <w:jc w:val="left"/>
-        <w:rPr>
-          <w:rFonts w:ascii="Courier New" w:hAnsi="Courier New" w:cs="Courier New"/>
-          <w:sz w:val="24"/>
-          <w:lang w:val="en-US"/>
-        </w:rPr>
-      </w:pPr>
-    </w:p>
-    <w:p>
-      <w:pPr>
-        <w:ind w:firstLine="0"/>
-        <w:jc w:val="left"/>
-        <w:rPr>
-          <w:rFonts w:ascii="Courier New" w:hAnsi="Courier New" w:cs="Courier New"/>
-          <w:sz w:val="24"/>
-          <w:lang w:val="en-US"/>
-        </w:rPr>
-      </w:pPr>
-      <w:r>
-        <w:rPr>
-          <w:rFonts w:ascii="Courier New" w:hAnsi="Courier New" w:cs="Courier New"/>
-          <w:sz w:val="24"/>
-          <w:lang w:val="en-US"/>
-        </w:rPr>
-        <w:t>exit 0</w:t>
-      </w:r>
-    </w:p>
-    <w:p>
-      <w:pPr>
-        <w:ind w:firstLine="0"/>
-        <w:jc w:val="left"/>
-        <w:rPr>
-          <w:rFonts w:ascii="Courier New" w:hAnsi="Courier New" w:cs="Courier New"/>
-          <w:sz w:val="24"/>
-          <w:lang w:val="en-US"/>
-        </w:rPr>
-      </w:pPr>
     </w:p>
     <w:sectPr>
-      <w:headerReference w:type="default" r:id="rId8"/>
-      <w:footerReference w:type="default" r:id="rId9"/>
+      <w:headerReference w:type="default" r:id="rId9"/>
+      <w:footerReference w:type="default" r:id="rId10"/>
       <w:pgSz w:w="11906" w:h="16838" w:code="9"/>
       <w:pgMar w:top="1134" w:right="851" w:bottom="1134" w:left="1701" w:header="567" w:footer="567" w:gutter="0"/>
       <w:cols w:space="708"/>
@@ -4776,7 +4030,6 @@
   <w:style w:type="character" w:default="1" w:styleId="a0">
     <w:name w:val="Default Paragraph Font"/>
     <w:uiPriority w:val="1"/>
-    <w:semiHidden/>
     <w:unhideWhenUsed/>
   </w:style>
   <w:style w:type="table" w:default="1" w:styleId="a1">

--- a/Operating environments and system programming/Lab 2/ОСиСП2.docx
+++ b/Operating environments and system programming/Lab 2/ОСиСП2.docx
@@ -796,7 +796,7 @@
                 <w:rStyle w:val="a9"/>
                 <w:noProof/>
               </w:rPr>
-              <w:t>Выполнение работы</w:t>
+              <w:t>Краткие теоретические сведения</w:t>
             </w:r>
             <w:r>
               <w:rPr>
@@ -813,6 +813,100 @@
               <w:t>4</w:t>
             </w:r>
           </w:hyperlink>
+        </w:p>
+        <w:p>
+          <w:pPr>
+            <w:pStyle w:val="11"/>
+            <w:rPr>
+              <w:rFonts w:asciiTheme="minorHAnsi" w:eastAsiaTheme="minorEastAsia" w:hAnsiTheme="minorHAnsi" w:cstheme="minorBidi"/>
+              <w:noProof/>
+              <w:sz w:val="22"/>
+              <w:szCs w:val="22"/>
+            </w:rPr>
+          </w:pPr>
+          <w:hyperlink w:anchor="_Toc208182673" w:history="1">
+            <w:r>
+              <w:rPr>
+                <w:rStyle w:val="a9"/>
+                <w:noProof/>
+              </w:rPr>
+              <w:t>3</w:t>
+            </w:r>
+            <w:r>
+              <w:rPr>
+                <w:rStyle w:val="a9"/>
+                <w:noProof/>
+              </w:rPr>
+              <w:t> </w:t>
+            </w:r>
+            <w:r>
+              <w:rPr>
+                <w:rStyle w:val="a9"/>
+                <w:noProof/>
+              </w:rPr>
+              <w:t>Описание функций программы</w:t>
+            </w:r>
+            <w:r>
+              <w:rPr>
+                <w:noProof/>
+                <w:webHidden/>
+              </w:rPr>
+              <w:tab/>
+            </w:r>
+          </w:hyperlink>
+          <w:r>
+            <w:rPr>
+              <w:noProof/>
+            </w:rPr>
+            <w:t>5</w:t>
+          </w:r>
+        </w:p>
+        <w:p>
+          <w:pPr>
+            <w:pStyle w:val="11"/>
+            <w:rPr>
+              <w:rFonts w:asciiTheme="minorHAnsi" w:eastAsiaTheme="minorEastAsia" w:hAnsiTheme="minorHAnsi" w:cstheme="minorBidi"/>
+              <w:noProof/>
+              <w:sz w:val="22"/>
+              <w:szCs w:val="22"/>
+            </w:rPr>
+          </w:pPr>
+          <w:hyperlink w:anchor="_Toc208182673" w:history="1">
+            <w:r>
+              <w:rPr>
+                <w:rStyle w:val="a9"/>
+                <w:noProof/>
+              </w:rPr>
+              <w:t>4</w:t>
+            </w:r>
+            <w:r>
+              <w:rPr>
+                <w:rStyle w:val="a9"/>
+                <w:noProof/>
+              </w:rPr>
+              <w:t> </w:t>
+            </w:r>
+            <w:r>
+              <w:rPr>
+                <w:rStyle w:val="a9"/>
+                <w:noProof/>
+              </w:rPr>
+              <w:t>Пример выполнения программы</w:t>
+            </w:r>
+            <w:r>
+              <w:rPr>
+                <w:noProof/>
+                <w:webHidden/>
+              </w:rPr>
+              <w:tab/>
+            </w:r>
+          </w:hyperlink>
+          <w:r>
+            <w:rPr>
+              <w:noProof/>
+            </w:rPr>
+            <w:t>6</w:t>
+          </w:r>
         </w:p>
         <w:p>
           <w:pPr>
@@ -844,7 +938,7 @@
             <w:rPr>
               <w:noProof/>
             </w:rPr>
-            <w:t>6</w:t>
+            <w:t>7</w:t>
           </w:r>
         </w:p>
         <w:p>
@@ -885,41 +979,7 @@
                 <w:noProof/>
                 <w:webHidden/>
               </w:rPr>
-              <w:fldChar w:fldCharType="begin"/>
-            </w:r>
-            <w:r>
-              <w:rPr>
-                <w:noProof/>
-                <w:webHidden/>
-              </w:rPr>
-              <w:instrText xml:space="preserve"> PAGEREF _Toc208182683 \h </w:instrText>
-            </w:r>
-            <w:r>
-              <w:rPr>
-                <w:noProof/>
-                <w:webHidden/>
-              </w:rPr>
-            </w:r>
-            <w:r>
-              <w:rPr>
-                <w:noProof/>
-                <w:webHidden/>
-              </w:rPr>
-              <w:fldChar w:fldCharType="separate"/>
-            </w:r>
-            <w:r>
-              <w:rPr>
-                <w:noProof/>
-                <w:webHidden/>
-              </w:rPr>
-              <w:t>7</w:t>
-            </w:r>
-            <w:r>
-              <w:rPr>
-                <w:noProof/>
-                <w:webHidden/>
-              </w:rPr>
-              <w:fldChar w:fldCharType="end"/>
+              <w:t>8</w:t>
             </w:r>
           </w:hyperlink>
         </w:p>
@@ -1001,48 +1061,13 @@
               </w:rPr>
               <w:tab/>
             </w:r>
-            <w:r>
-              <w:rPr>
-                <w:noProof/>
-                <w:webHidden/>
-              </w:rPr>
-              <w:fldChar w:fldCharType="begin"/>
-            </w:r>
-            <w:r>
-              <w:rPr>
-                <w:noProof/>
-                <w:webHidden/>
-              </w:rPr>
-              <w:instrText xml:space="preserve"> PAGEREF _Toc208182685 \h </w:instrText>
-            </w:r>
-            <w:r>
-              <w:rPr>
-                <w:noProof/>
-                <w:webHidden/>
-              </w:rPr>
-            </w:r>
-            <w:r>
-              <w:rPr>
-                <w:noProof/>
-                <w:webHidden/>
-              </w:rPr>
-              <w:fldChar w:fldCharType="separate"/>
-            </w:r>
-            <w:r>
-              <w:rPr>
-                <w:noProof/>
-                <w:webHidden/>
-              </w:rPr>
-              <w:t>8</w:t>
-            </w:r>
-            <w:r>
-              <w:rPr>
-                <w:noProof/>
-                <w:webHidden/>
-              </w:rPr>
-              <w:fldChar w:fldCharType="end"/>
-            </w:r>
           </w:hyperlink>
+          <w:r>
+            <w:rPr>
+              <w:noProof/>
+            </w:rPr>
+            <w:t>9</w:t>
+          </w:r>
         </w:p>
         <w:p>
           <w:pPr>
@@ -4030,6 +4055,7 @@
   <w:style w:type="character" w:default="1" w:styleId="a0">
     <w:name w:val="Default Paragraph Font"/>
     <w:uiPriority w:val="1"/>
+    <w:semiHidden/>
     <w:unhideWhenUsed/>
   </w:style>
   <w:style w:type="table" w:default="1" w:styleId="a1">
